--- a/framework-templates/Compliance_Monitoring_Programme_Policy_v2.0_Template.docx
+++ b/framework-templates/Compliance_Monitoring_Programme_Policy_v2.0_Template.docx
@@ -447,6 +447,25 @@
           <w:b/>
           <w:bCs/>
         </w:rPr>
+        <w:t xml:space="preserve">Supporting registers are mandatory.</w:t>
+      </w:r>
+      <w:r>
+        <w:t xml:space="preserve"> This document relies on the KMS registers listed in its “Supporting registers” section (where it has one). The FCA judges a firm on the records that show its policies working in practice, so a firm that adopts this document without using its registers is likely to fail FCA scrutiny. Start using them from day one.</w:t>
+      </w:r>
+    </w:p>
+    <w:p>
+      <w:pPr>
+        <w:pStyle w:val="ListParagraph"/>
+        <w:numPr>
+          <w:ilvl w:val="0"/>
+          <w:numId w:val="3"/>
+        </w:numPr>
+      </w:pPr>
+      <w:r>
+        <w:rPr>
+          <w:b/>
+          <w:bCs/>
+        </w:rPr>
         <w:t xml:space="preserve">Grey “KMS guidance” boxes</w:t>
       </w:r>
       <w:r>
@@ -709,18 +728,7 @@
     </w:p>
     <w:p>
       <w:r>
-        <w:t xml:space="preserve">Our compliance universe is the full set of requirements that apply to us. It is recorded in our Compliance Universe Register </w:t>
-      </w:r>
-      <w:r>
-        <w:rPr>
-          <w:b/>
-          <w:bCs/>
-          <w:highlight w:val="yellow"/>
-        </w:rPr>
-        <w:t xml:space="preserve">[Insert location]</w:t>
-      </w:r>
-      <w:r>
-        <w:t xml:space="preserve"> and reviewed at least annually and whenever the rules or our business change.</w:t>
+        <w:t xml:space="preserve">Our compliance universe is the full set of requirements that apply to us. It is recorded in our Compliance Universe Register (in the Compliance Monitoring Tracker workbook) and reviewed at least annually and whenever the rules or our business change.</w:t>
       </w:r>
     </w:p>
     <w:p>
@@ -1640,7 +1648,7 @@
         <w:t xml:space="preserve">4.5 Breaches and corrective action.</w:t>
       </w:r>
       <w:r>
-        <w:t xml:space="preserve"> Breaches are recorded in the Breach Register and assessed for FCA notification under Principle 11 and SUP 15. Every finding is tracked through the Corrective Action Log to closure, including putting affected customers right.</w:t>
+        <w:t xml:space="preserve"> Breaches are recorded in the Compliance Breach Log and assessed for FCA notification under Principle 11 and SUP 15. Every finding is tracked through the Corrective Action Log (in the Compliance Monitoring Tracker workbook) to closure, including putting affected customers right.</w:t>
       </w:r>
     </w:p>
     <w:p>
@@ -1863,6 +1871,314 @@
       <w:r>
         <w:t xml:space="preserve"> is committed to maintaining an effective compliance monitoring programme that protects our customers, supports good outcomes and meets our obligations as an FCA-regulated firm. By following this programme, we aim to make compliance part of how we run the business every day, not an exercise carried out for its own sake.</w:t>
       </w:r>
+    </w:p>
+    <w:p>
+      <w:pPr>
+        <w:pStyle w:val="Heading10"/>
+        <w:outlineLvl w:val="0"/>
+      </w:pPr>
+      <w:r>
+        <w:t xml:space="preserve">8. Supporting registers</w:t>
+      </w:r>
+    </w:p>
+    <w:p>
+      <w:r>
+        <w:t xml:space="preserve">The KMS registers below support this programme. They are an essential part of it, not optional extras: the FCA judges whether a programme works in practice by looking at these records, and a programme without them is unlikely to withstand scrutiny. Keep them up to date from your first day of trading. The owner and review frequency are recorded in each register.</w:t>
+      </w:r>
+    </w:p>
+    <w:p>
+      <w:pPr>
+        <w:pBdr>
+          <w:top w:val="single" w:sz="4" w:space="4" w:color="11304F"/>
+          <w:left w:val="single" w:sz="24" w:space="4" w:color="11304F"/>
+          <w:bottom w:val="single" w:sz="4" w:space="4" w:color="11304F"/>
+          <w:right w:val="single" w:sz="4" w:space="4" w:color="11304F"/>
+        </w:pBdr>
+        <w:shd w:val="clear" w:color="auto" w:fill="F2F2F2"/>
+        <w:spacing w:before="120" w:after="120"/>
+        <w:ind w:left="113" w:right="113"/>
+      </w:pPr>
+      <w:r>
+        <w:rPr>
+          <w:b/>
+          <w:bCs/>
+        </w:rPr>
+        <w:t xml:space="preserve">KMS guidance: </w:t>
+      </w:r>
+      <w:r>
+        <w:rPr>
+          <w:i/>
+          <w:iCs/>
+        </w:rPr>
+        <w:t xml:space="preserve">Do not delete a register from this list because you have not started using it yet – start using it. Where one part of a register genuinely cannot apply to your firm (for example safeguarding when you hold no relevant funds), keep the register and record why that part does not apply.</w:t>
+      </w:r>
+    </w:p>
+    <w:tbl>
+      <w:tblPr>
+        <w:tblW w:w="9026" w:type="dxa"/>
+        <w:tblBorders>
+          <w:top w:val="single" w:sz="4" w:space="0" w:color="A6A6A6"/>
+          <w:left w:val="single" w:sz="4" w:space="0" w:color="A6A6A6"/>
+          <w:bottom w:val="single" w:sz="4" w:space="0" w:color="A6A6A6"/>
+          <w:right w:val="single" w:sz="4" w:space="0" w:color="A6A6A6"/>
+          <w:insideH w:val="single" w:sz="4" w:space="0" w:color="A6A6A6"/>
+          <w:insideV w:val="single" w:sz="4" w:space="0" w:color="A6A6A6"/>
+        </w:tblBorders>
+        <w:tblLayout w:type="fixed"/>
+        <w:tblCellMar>
+          <w:top w:w="57" w:type="dxa"/>
+          <w:left w:w="85" w:type="dxa"/>
+          <w:bottom w:w="57" w:type="dxa"/>
+          <w:right w:w="85" w:type="dxa"/>
+        </w:tblCellMar>
+        <w:tblLook w:val="04A0" w:firstRow="1" w:lastRow="0" w:firstColumn="0" w:lastColumn="0" w:noHBand="0" w:noVBand="1"/>
+      </w:tblPr>
+      <w:tblGrid>
+        <w:gridCol w:w="2527"/>
+        <w:gridCol w:w="2888"/>
+        <w:gridCol w:w="3611"/>
+      </w:tblGrid>
+      <w:tr>
+        <w:trPr>
+          <w:cantSplit/>
+          <w:tblHeader/>
+        </w:trPr>
+        <w:tc>
+          <w:tcPr>
+            <w:tcW w:w="2527" w:type="dxa"/>
+            <w:shd w:val="clear" w:color="auto" w:fill="D9E2F3"/>
+          </w:tcPr>
+          <w:p>
+            <w:pPr>
+              <w:spacing w:before="0" w:after="60"/>
+            </w:pPr>
+            <w:r>
+              <w:rPr>
+                <w:b/>
+                <w:bCs/>
+              </w:rPr>
+              <w:t xml:space="preserve">Register</w:t>
+            </w:r>
+          </w:p>
+        </w:tc>
+        <w:tc>
+          <w:tcPr>
+            <w:tcW w:w="2888" w:type="dxa"/>
+            <w:shd w:val="clear" w:color="auto" w:fill="D9E2F3"/>
+          </w:tcPr>
+          <w:p>
+            <w:pPr>
+              <w:spacing w:before="0" w:after="60"/>
+            </w:pPr>
+            <w:r>
+              <w:rPr>
+                <w:b/>
+                <w:bCs/>
+              </w:rPr>
+              <w:t xml:space="preserve">KMS file</w:t>
+            </w:r>
+          </w:p>
+        </w:tc>
+        <w:tc>
+          <w:tcPr>
+            <w:tcW w:w="3611" w:type="dxa"/>
+            <w:shd w:val="clear" w:color="auto" w:fill="D9E2F3"/>
+          </w:tcPr>
+          <w:p>
+            <w:pPr>
+              <w:spacing w:before="0" w:after="60"/>
+            </w:pPr>
+            <w:r>
+              <w:rPr>
+                <w:b/>
+                <w:bCs/>
+              </w:rPr>
+              <w:t xml:space="preserve">What it evidences</w:t>
+            </w:r>
+          </w:p>
+        </w:tc>
+      </w:tr>
+      <w:tr>
+        <w:trPr>
+          <w:cantSplit/>
+        </w:trPr>
+        <w:tc>
+          <w:tcPr>
+            <w:tcW w:w="2527" w:type="dxa"/>
+          </w:tcPr>
+          <w:p>
+            <w:pPr>
+              <w:spacing w:before="0" w:after="60"/>
+            </w:pPr>
+            <w:r>
+              <w:t xml:space="preserve">Compliance Monitoring Tracker (Monitoring Schedule, File Review Record, Corrective Action Log, Compliance Universe Register)</w:t>
+            </w:r>
+          </w:p>
+        </w:tc>
+        <w:tc>
+          <w:tcPr>
+            <w:tcW w:w="2888" w:type="dxa"/>
+          </w:tcPr>
+          <w:p>
+            <w:pPr>
+              <w:spacing w:before="0" w:after="60"/>
+            </w:pPr>
+            <w:r>
+              <w:t xml:space="preserve">Compliance_Monitoring_Tracker_v2.0_Template.xlsx</w:t>
+            </w:r>
+          </w:p>
+        </w:tc>
+        <w:tc>
+          <w:tcPr>
+            <w:tcW w:w="3611" w:type="dxa"/>
+          </w:tcPr>
+          <w:p>
+            <w:pPr>
+              <w:spacing w:before="0" w:after="60"/>
+            </w:pPr>
+            <w:r>
+              <w:t xml:space="preserve">Checks completed against the plan, file review results, corrective actions to closure, and the requirements that apply to us</w:t>
+            </w:r>
+          </w:p>
+        </w:tc>
+      </w:tr>
+      <w:tr>
+        <w:trPr>
+          <w:cantSplit/>
+        </w:trPr>
+        <w:tc>
+          <w:tcPr>
+            <w:tcW w:w="2527" w:type="dxa"/>
+          </w:tcPr>
+          <w:p>
+            <w:pPr>
+              <w:spacing w:before="0" w:after="60"/>
+            </w:pPr>
+            <w:r>
+              <w:t xml:space="preserve">Compliance Breach Log</w:t>
+            </w:r>
+          </w:p>
+        </w:tc>
+        <w:tc>
+          <w:tcPr>
+            <w:tcW w:w="2888" w:type="dxa"/>
+          </w:tcPr>
+          <w:p>
+            <w:pPr>
+              <w:spacing w:before="0" w:after="60"/>
+            </w:pPr>
+            <w:r>
+              <w:t xml:space="preserve">Compliance_Breach_Log_v2.0_Template.xlsx</w:t>
+            </w:r>
+          </w:p>
+        </w:tc>
+        <w:tc>
+          <w:tcPr>
+            <w:tcW w:w="3611" w:type="dxa"/>
+          </w:tcPr>
+          <w:p>
+            <w:pPr>
+              <w:spacing w:before="0" w:after="60"/>
+            </w:pPr>
+            <w:r>
+              <w:t xml:space="preserve">Every breach, its root cause, customer impact, FCA notification decision and remediation</w:t>
+            </w:r>
+          </w:p>
+        </w:tc>
+      </w:tr>
+      <w:tr>
+        <w:trPr>
+          <w:cantSplit/>
+        </w:trPr>
+        <w:tc>
+          <w:tcPr>
+            <w:tcW w:w="2527" w:type="dxa"/>
+          </w:tcPr>
+          <w:p>
+            <w:pPr>
+              <w:spacing w:before="0" w:after="60"/>
+            </w:pPr>
+            <w:r>
+              <w:t xml:space="preserve">Risk Assessment Log</w:t>
+            </w:r>
+          </w:p>
+        </w:tc>
+        <w:tc>
+          <w:tcPr>
+            <w:tcW w:w="2888" w:type="dxa"/>
+          </w:tcPr>
+          <w:p>
+            <w:pPr>
+              <w:spacing w:before="0" w:after="60"/>
+            </w:pPr>
+            <w:r>
+              <w:t xml:space="preserve">Risk_Assessment_Log_v2.0_Template.xlsx</w:t>
+            </w:r>
+          </w:p>
+        </w:tc>
+        <w:tc>
+          <w:tcPr>
+            <w:tcW w:w="3611" w:type="dxa"/>
+          </w:tcPr>
+          <w:p>
+            <w:pPr>
+              <w:spacing w:before="0" w:after="60"/>
+            </w:pPr>
+            <w:r>
+              <w:t xml:space="preserve">Identified risks, inherent and residual scores, controls, appetite and actions</w:t>
+            </w:r>
+          </w:p>
+        </w:tc>
+      </w:tr>
+      <w:tr>
+        <w:trPr>
+          <w:cantSplit/>
+        </w:trPr>
+        <w:tc>
+          <w:tcPr>
+            <w:tcW w:w="2527" w:type="dxa"/>
+          </w:tcPr>
+          <w:p>
+            <w:pPr>
+              <w:spacing w:before="0" w:after="60"/>
+            </w:pPr>
+            <w:r>
+              <w:t xml:space="preserve">Consumer Duty Evidence (Outcome MI, Target Market Register, Fair Value Register, Board Report Actions)</w:t>
+            </w:r>
+          </w:p>
+        </w:tc>
+        <w:tc>
+          <w:tcPr>
+            <w:tcW w:w="2888" w:type="dxa"/>
+          </w:tcPr>
+          <w:p>
+            <w:pPr>
+              <w:spacing w:before="0" w:after="60"/>
+            </w:pPr>
+            <w:r>
+              <w:t xml:space="preserve">Consumer_Duty_Evidence_v2.0_Template.xlsx</w:t>
+            </w:r>
+          </w:p>
+        </w:tc>
+        <w:tc>
+          <w:tcPr>
+            <w:tcW w:w="3611" w:type="dxa"/>
+          </w:tcPr>
+          <w:p>
+            <w:pPr>
+              <w:spacing w:before="0" w:after="60"/>
+            </w:pPr>
+            <w:r>
+              <w:t xml:space="preserve">Outcome monitoring, target markets, fair value assessments and board report actions</w:t>
+            </w:r>
+          </w:p>
+        </w:tc>
+      </w:tr>
+    </w:tbl>
+    <w:p>
+      <w:pPr>
+        <w:spacing w:before="0" w:after="0"/>
+      </w:pPr>
     </w:p>
     <w:sectPr>
       <w:pgSz w:w="11906" w:h="16838"/>
